--- a/courts/eleventh-circuit/georgia/federal/middle-district/complaint/usage/OUTPUT-complaint.docx
+++ b/courts/eleventh-circuit/georgia/federal/middle-district/complaint/usage/OUTPUT-complaint.docx
@@ -258,14 +258,15 @@
         <w:t xml:space="preserve">COMES NOW, Plaintiff Amy Solen (“Plaintiff”), by and through undersigned counsel, and files this, her Complaint against Defendant Hopebridge, LLC’s (“Defendant”), and shows the Court as follows:</w:t>
       </w:r>
     </w:p>
-    <w:bookmarkStart w:id="20" w:name="nature-of-complaint"/>
     <w:p>
       <w:pPr>
         <w:pStyle w:val="Heading1"/>
       </w:pPr>
+      <w:bookmarkStart w:id="9" w:name="_bb5c4dafd4176f5817400b0a2d1177a7db9f918"/>
       <w:r>
         <w:t xml:space="preserve">NATURE OF COMPLAINT</w:t>
       </w:r>
+      <w:bookmarkEnd w:id="9"/>
     </w:p>
     <w:p>
       <w:pPr>
@@ -288,15 +289,15 @@
         <w:t xml:space="preserve">Plaintiff brings this action for damages and reasonable attorney fees for Defendant’s violations of her rights under the Americans with Disabilities Act of 1990, as amended, 42 U.S.C. § 12111 et seq. (“ADA”).</w:t>
       </w:r>
     </w:p>
-    <w:bookmarkEnd w:id="20"/>
-    <w:bookmarkStart w:id="21" w:name="jurisdiction-and-venue"/>
     <w:p>
       <w:pPr>
         <w:pStyle w:val="Heading1"/>
       </w:pPr>
+      <w:bookmarkStart w:id="10" w:name="_0e2df9c0fe52ebd43073ce38f4076c822df9b17"/>
       <w:r>
         <w:t xml:space="preserve">JURISDICTION AND VENUE</w:t>
       </w:r>
+      <w:bookmarkEnd w:id="10"/>
     </w:p>
     <w:p>
       <w:pPr>
@@ -340,15 +341,15 @@
         <w:t xml:space="preserve">The unlawful employment practices alleged in this Complaint were committed within this district. In accordance with 28 U.S.C. § 1391 and 42 U.S.C. § 2000(e)-5(f), as incorporated in 42 U.S.C. § 12117(a), venue is appropriate in this Court.</w:t>
       </w:r>
     </w:p>
-    <w:bookmarkEnd w:id="21"/>
-    <w:bookmarkStart w:id="22" w:name="parties"/>
     <w:p>
       <w:pPr>
         <w:pStyle w:val="Heading1"/>
       </w:pPr>
+      <w:bookmarkStart w:id="11" w:name="_parties"/>
       <w:r>
         <w:t xml:space="preserve">PARTIES</w:t>
       </w:r>
+      <w:bookmarkEnd w:id="11"/>
     </w:p>
     <w:p>
       <w:pPr>
@@ -392,15 +393,15 @@
         <w:t xml:space="preserve">Defendant Hopebridge, LLC is a foreign limited liability corporation licensed to do business in Georgia which may be served pursuant to Rule 4 of the Federal Rules of Civil Procedure through its registered agent for service of process, URS Agents, LLC (CA), 3675 Crestwood Parkway, Suite 350, Duluth, GA, 30096.</w:t>
       </w:r>
     </w:p>
-    <w:bookmarkEnd w:id="22"/>
-    <w:bookmarkStart w:id="23" w:name="administrative-procedures"/>
     <w:p>
       <w:pPr>
         <w:pStyle w:val="Heading1"/>
       </w:pPr>
+      <w:bookmarkStart w:id="12" w:name="_b202bb1b7dfa0140e4ca4909cd1bb3f96c1f99d"/>
       <w:r>
         <w:t xml:space="preserve">ADMINISTRATIVE PROCEDURES</w:t>
       </w:r>
+      <w:bookmarkEnd w:id="12"/>
     </w:p>
     <w:p>
       <w:pPr>
@@ -465,15 +466,15 @@
         <w:t xml:space="preserve">This action has been commenced within ninety (90) days of receipt of the “Notice of Right to Sue”.</w:t>
       </w:r>
     </w:p>
-    <w:bookmarkEnd w:id="23"/>
-    <w:bookmarkStart w:id="24" w:name="factual-allegations"/>
     <w:p>
       <w:pPr>
         <w:pStyle w:val="Heading1"/>
       </w:pPr>
+      <w:bookmarkStart w:id="13" w:name="_d221e47df2d2bfb45f1f5035ae39638c7f80357"/>
       <w:r>
         <w:t xml:space="preserve">FACTUAL ALLEGATIONS</w:t>
       </w:r>
+      <w:bookmarkEnd w:id="13"/>
     </w:p>
     <w:p>
       <w:pPr>
@@ -1000,24 +1001,25 @@
         <w:t xml:space="preserve">Plaintiff was then fired and escorted from the building.</w:t>
       </w:r>
     </w:p>
-    <w:bookmarkEnd w:id="24"/>
-    <w:bookmarkStart w:id="26" w:name="claims-for-relief"/>
     <w:p>
       <w:pPr>
         <w:pStyle w:val="Heading1"/>
       </w:pPr>
+      <w:bookmarkStart w:id="14" w:name="_4c5e14c9003ca2a471ea58566a129022fcc1c10"/>
       <w:r>
         <w:t xml:space="preserve">CLAIMS FOR RELIEF</w:t>
       </w:r>
-    </w:p>
-    <w:bookmarkStart w:id="25" w:name="X2eb99a6c0717141861defdcd4cca144b569f974"/>
+      <w:bookmarkEnd w:id="14"/>
+    </w:p>
     <w:p>
       <w:pPr>
         <w:pStyle w:val="Heading2"/>
       </w:pPr>
+      <w:bookmarkStart w:id="15" w:name="_2eb99a6c0717141861defdcd4cca144b569f974"/>
       <w:r>
         <w:t xml:space="preserve">COUNT I: DISABILITY DISCRIMINATION IN VIOLATION OF ADA</w:t>
       </w:r>
+      <w:bookmarkEnd w:id="15"/>
     </w:p>
     <w:p>
       <w:pPr>
@@ -1061,16 +1063,15 @@
         <w:t xml:space="preserve">Plaintiff has a physical impaiment and a record of such an impairment which substantially limits one or more major life activities, i.e., a major bodily function, including but not limited to, functions of the immune system.</w:t>
       </w:r>
     </w:p>
-    <w:bookmarkEnd w:id="25"/>
-    <w:bookmarkEnd w:id="26"/>
-    <w:bookmarkStart w:id="27" w:name="prayer-for-relief"/>
     <w:p>
       <w:pPr>
         <w:pStyle w:val="Heading1"/>
       </w:pPr>
+      <w:bookmarkStart w:id="16" w:name="_ef66b8fb8023651585f5d55fe5a420ee6f5e8cc"/>
       <w:r>
         <w:t xml:space="preserve">PRAYER FOR RELIEF</w:t>
       </w:r>
+      <w:bookmarkEnd w:id="16"/>
     </w:p>
     <w:p>
       <w:pPr>
@@ -1398,11 +1399,10 @@
         <w:t xml:space="preserve">Attorney for Plaintiff Amy Solen</w:t>
       </w:r>
     </w:p>
-    <w:bookmarkEnd w:id="27"/>
     <w:sectPr>
-      <w:footerReference r:id="rId9" w:type="default"/>
-      <w:pgSz w:h="15840" w:w="12240"/>
-      <w:pgMar w:bottom="1440" w:footer="720" w:gutter="0" w:header="720" w:left="1440" w:right="1440" w:top="1440"/>
+      <w:footerReference w:type="default" r:id="rIdFtrDefault"/>
+      <w:pgSz w:w="12240" w:h="15840"/>
+      <w:pgMar w:top="1440" w:right="1440" w:bottom="1440" w:left="1440" w:header="720" w:footer="720" w:gutter="0"/>
       <w:cols w:space="720"/>
     </w:sectPr>
   </w:body>
@@ -1540,19 +1540,19 @@
   <w:docDefaults>
     <w:rPrDefault>
       <w:rPr>
-        <w:rFonts w:ascii="EB Garamond" w:cs="EB Garamond" w:eastAsia="EB Garamond" w:hAnsi="EB Garamond"/>
+        <w:rFonts w:ascii="Times New Roman" w:hAnsi="Times New Roman" w:eastAsia="Times New Roman" w:cs="Times New Roman"/>
         <w:sz w:val="28"/>
         <w:szCs w:val="28"/>
-        <w:lang w:bidi="ar-SA" w:eastAsia="en-US" w:val="en-US"/>
+        <w:lang w:val="en-US" w:eastAsia="en-US" w:bidi="ar-SA"/>
       </w:rPr>
     </w:rPrDefault>
     <w:pPrDefault>
       <w:pPr>
-        <w:spacing w:after="0" w:before="0" w:line="640" w:lineRule="exact"/>
+        <w:spacing w:before="0" w:after="0" w:line="640" w:lineRule="exact"/>
       </w:pPr>
     </w:pPrDefault>
   </w:docDefaults>
-  <w:style w:default="1" w:styleId="Normal" w:type="paragraph">
+  <w:style w:type="paragraph" w:default="1" w:styleId="Normal">
     <w:name w:val="Normal"/>
     <w:qFormat/>
     <w:pPr>
@@ -1560,53 +1560,53 @@
       <w:jc w:val="left"/>
     </w:pPr>
   </w:style>
-  <w:style w:default="1" w:styleId="DefaultParagraphFont" w:type="character">
+  <w:style w:type="character" w:default="1" w:styleId="DefaultParagraphFont">
     <w:name w:val="Default Paragraph Font"/>
     <w:uiPriority w:val="1"/>
     <w:semiHidden/>
     <w:unhideWhenUsed/>
   </w:style>
-  <w:style w:default="1" w:styleId="TableNormal" w:type="table">
+  <w:style w:type="table" w:default="1" w:styleId="TableNormal">
     <w:name w:val="Normal Table"/>
     <w:uiPriority w:val="99"/>
     <w:semiHidden/>
     <w:unhideWhenUsed/>
     <w:tblPr>
-      <w:tblInd w:type="dxa" w:w="0"/>
+      <w:tblInd w:w="0" w:type="dxa"/>
       <w:tblCellMar>
-        <w:top w:type="dxa" w:w="0"/>
-        <w:left w:type="dxa" w:w="0"/>
-        <w:bottom w:type="dxa" w:w="0"/>
-        <w:right w:type="dxa" w:w="0"/>
+        <w:top w:w="0" w:type="dxa"/>
+        <w:left w:w="0" w:type="dxa"/>
+        <w:bottom w:w="0" w:type="dxa"/>
+        <w:right w:w="0" w:type="dxa"/>
       </w:tblCellMar>
     </w:tblPr>
   </w:style>
-  <w:style w:default="1" w:styleId="NoList" w:type="numbering">
+  <w:style w:type="numbering" w:default="1" w:styleId="NoList">
     <w:name w:val="No List"/>
     <w:uiPriority w:val="99"/>
     <w:semiHidden/>
     <w:unhideWhenUsed/>
   </w:style>
-  <w:style w:styleId="BodyText" w:type="paragraph">
+  <w:style w:type="paragraph" w:styleId="BodyText">
     <w:name w:val="Body Text"/>
     <w:basedOn w:val="Normal"/>
     <w:qFormat/>
     <w:pPr>
-      <w:spacing w:after="0" w:before="0" w:line="640" w:lineRule="exact"/>
+      <w:spacing w:before="0" w:after="0" w:line="640" w:lineRule="exact"/>
     </w:pPr>
   </w:style>
-  <w:style w:styleId="FirstParagraph" w:type="paragraph">
+  <w:style w:type="paragraph" w:styleId="FirstParagraph">
     <w:name w:val="First Paragraph"/>
     <w:basedOn w:val="BodyText"/>
     <w:next w:val="BodyText"/>
     <w:qFormat/>
   </w:style>
-  <w:style w:styleId="Compact" w:type="paragraph">
+  <w:style w:type="paragraph" w:styleId="Compact">
     <w:name w:val="Compact"/>
     <w:basedOn w:val="BodyText"/>
     <w:qFormat/>
   </w:style>
-  <w:style w:customStyle="1" w:styleId="AllegationText" w:type="paragraph">
+  <w:style w:type="paragraph" w:customStyle="1" w:styleId="AllegationText">
     <w:name w:val="Allegation Text"/>
     <w:basedOn w:val="BodyText"/>
     <w:qFormat/>
@@ -1614,7 +1614,7 @@
       <w:ind w:firstLine="720"/>
     </w:pPr>
   </w:style>
-  <w:style w:customStyle="1" w:styleId="AllegationNumber" w:type="paragraph">
+  <w:style w:type="paragraph" w:customStyle="1" w:styleId="AllegationNumber">
     <w:name w:val="Allegation Number"/>
     <w:basedOn w:val="BodyText"/>
     <w:qFormat/>
@@ -1624,22 +1624,22 @@
       <w:jc w:val="center"/>
     </w:pPr>
   </w:style>
-  <w:style w:customStyle="1" w:styleId="PrayerItem" w:type="paragraph">
+  <w:style w:type="paragraph" w:customStyle="1" w:styleId="PrayerItem">
     <w:name w:val="Prayer Item"/>
     <w:basedOn w:val="BodyText"/>
     <w:qFormat/>
     <w:pPr>
-      <w:ind w:hanging="576" w:left="1296"/>
+      <w:ind w:left="1296" w:hanging="576"/>
     </w:pPr>
   </w:style>
-  <w:style w:customStyle="1" w:styleId="CourtHeading" w:type="paragraph">
+  <w:style w:type="paragraph" w:customStyle="1" w:styleId="CourtHeading">
     <w:name w:val="Court Heading"/>
     <w:basedOn w:val="Normal"/>
     <w:qFormat/>
     <w:pPr>
       <w:keepNext/>
       <w:keepLines/>
-      <w:spacing w:after="0" w:before="0" w:line="240" w:lineRule="auto"/>
+      <w:spacing w:before="0" w:after="0" w:line="240" w:lineRule="auto"/>
       <w:jc w:val="center"/>
     </w:pPr>
     <w:rPr>
@@ -1647,16 +1647,16 @@
       <w:bCs/>
     </w:rPr>
   </w:style>
-  <w:style w:customStyle="1" w:styleId="CaptionName" w:type="paragraph">
+  <w:style w:type="paragraph" w:customStyle="1" w:styleId="CaptionName">
     <w:name w:val="Caption Name"/>
     <w:basedOn w:val="Normal"/>
     <w:qFormat/>
     <w:pPr>
       <w:keepLines/>
-      <w:spacing w:after="0" w:before="0" w:line="320" w:lineRule="exact"/>
+      <w:spacing w:before="0" w:after="0" w:line="320" w:lineRule="exact"/>
     </w:pPr>
   </w:style>
-  <w:style w:customStyle="1" w:styleId="CaptionDesignation" w:type="paragraph">
+  <w:style w:type="paragraph" w:customStyle="1" w:styleId="CaptionDesignation">
     <w:name w:val="Caption Designation"/>
     <w:basedOn w:val="CaptionName"/>
     <w:qFormat/>
@@ -1664,12 +1664,12 @@
       <w:ind w:left="1440"/>
     </w:pPr>
   </w:style>
-  <w:style w:customStyle="1" w:styleId="CaptionRight" w:type="paragraph">
+  <w:style w:type="paragraph" w:customStyle="1" w:styleId="CaptionRight">
     <w:name w:val="Caption Right"/>
     <w:basedOn w:val="CaptionName"/>
     <w:qFormat/>
   </w:style>
-  <w:style w:customStyle="1" w:styleId="CoverTitle" w:type="paragraph">
+  <w:style w:type="paragraph" w:customStyle="1" w:styleId="CoverTitle">
     <w:name w:val="Cover Title"/>
     <w:basedOn w:val="BodyText"/>
     <w:qFormat/>
@@ -1683,7 +1683,7 @@
       <w:bCs/>
     </w:rPr>
   </w:style>
-  <w:style w:styleId="Heading1" w:type="paragraph">
+  <w:style w:type="paragraph" w:styleId="Heading1">
     <w:name w:val="heading 1"/>
     <w:basedOn w:val="BodyText"/>
     <w:next w:val="AllegationText"/>
@@ -1701,7 +1701,7 @@
       <w:caps/>
     </w:rPr>
   </w:style>
-  <w:style w:styleId="Heading2" w:type="paragraph">
+  <w:style w:type="paragraph" w:styleId="Heading2">
     <w:name w:val="heading 2"/>
     <w:basedOn w:val="BodyText"/>
     <w:next w:val="AllegationText"/>
@@ -1719,7 +1719,7 @@
       <w:bCs/>
     </w:rPr>
   </w:style>
-  <w:style w:styleId="Heading3" w:type="paragraph">
+  <w:style w:type="paragraph" w:styleId="Heading3">
     <w:name w:val="heading 3"/>
     <w:basedOn w:val="BodyText"/>
     <w:next w:val="AllegationText"/>
@@ -1738,17 +1738,17 @@
       <w:iCs/>
     </w:rPr>
   </w:style>
-  <w:style w:customStyle="1" w:styleId="SignatureLead" w:type="paragraph">
+  <w:style w:type="paragraph" w:customStyle="1" w:styleId="SignatureLead">
     <w:name w:val="Signature Lead"/>
     <w:basedOn w:val="BodyText"/>
     <w:qFormat/>
     <w:pPr>
       <w:keepNext/>
       <w:keepLines/>
-      <w:spacing w:after="300" w:before="460"/>
+      <w:spacing w:before="460" w:after="300"/>
     </w:pPr>
   </w:style>
-  <w:style w:customStyle="1" w:styleId="SignatureBlock" w:type="paragraph">
+  <w:style w:type="paragraph" w:customStyle="1" w:styleId="SignatureBlock">
     <w:name w:val="Signature Block"/>
     <w:basedOn w:val="CaptionName"/>
     <w:qFormat/>
@@ -1757,7 +1757,7 @@
       <w:ind w:left="4320"/>
     </w:pPr>
   </w:style>
-  <w:style w:customStyle="1" w:styleId="SignatureBlockGap" w:type="paragraph">
+  <w:style w:type="paragraph" w:customStyle="1" w:styleId="SignatureBlockGap">
     <w:name w:val="Signature Block Gap"/>
     <w:basedOn w:val="SignatureBlock"/>
     <w:qFormat/>
@@ -1765,12 +1765,12 @@
       <w:spacing w:after="300"/>
     </w:pPr>
   </w:style>
-  <w:style w:customStyle="1" w:styleId="AddressBlock" w:type="paragraph">
+  <w:style w:type="paragraph" w:customStyle="1" w:styleId="AddressBlock">
     <w:name w:val="Address Block"/>
     <w:basedOn w:val="CaptionName"/>
     <w:qFormat/>
   </w:style>
-  <w:style w:customStyle="1" w:styleId="AddressBlockGap" w:type="paragraph">
+  <w:style w:type="paragraph" w:customStyle="1" w:styleId="AddressBlockGap">
     <w:name w:val="Address Block Gap"/>
     <w:basedOn w:val="AddressBlock"/>
     <w:qFormat/>
@@ -1779,20 +1779,20 @@
       <w:spacing w:after="300"/>
     </w:pPr>
   </w:style>
-  <w:style w:styleId="FootnoteText" w:type="paragraph">
+  <w:style w:type="paragraph" w:styleId="FootnoteText">
     <w:name w:val="footnote text"/>
     <w:basedOn w:val="Normal"/>
     <w:uiPriority w:val="99"/>
     <w:unhideWhenUsed/>
     <w:pPr>
-      <w:spacing w:after="80" w:before="0" w:line="240" w:lineRule="auto"/>
+      <w:spacing w:before="0" w:after="80" w:line="240" w:lineRule="auto"/>
     </w:pPr>
     <w:rPr>
       <w:sz w:val="22"/>
       <w:szCs w:val="22"/>
     </w:rPr>
   </w:style>
-  <w:style w:styleId="FootnoteReference" w:type="character">
+  <w:style w:type="character" w:styleId="FootnoteReference">
     <w:name w:val="footnote reference"/>
     <w:uiPriority w:val="99"/>
     <w:unhideWhenUsed/>
@@ -1800,13 +1800,13 @@
       <w:vertAlign w:val="superscript"/>
     </w:rPr>
   </w:style>
-  <w:style w:styleId="Footer" w:type="paragraph">
+  <w:style w:type="paragraph" w:styleId="Footer">
     <w:name w:val="footer"/>
     <w:basedOn w:val="Normal"/>
     <w:uiPriority w:val="99"/>
     <w:unhideWhenUsed/>
     <w:pPr>
-      <w:spacing w:after="0" w:before="0" w:line="240" w:lineRule="auto"/>
+      <w:spacing w:before="0" w:after="0" w:line="240" w:lineRule="auto"/>
       <w:jc w:val="center"/>
     </w:pPr>
     <w:rPr>
@@ -1814,7 +1814,7 @@
       <w:szCs w:val="24"/>
     </w:rPr>
   </w:style>
-  <w:style w:styleId="Hyperlink" w:type="character">
+  <w:style w:type="character" w:styleId="Hyperlink">
     <w:name w:val="Hyperlink"/>
     <w:uiPriority w:val="99"/>
     <w:unhideWhenUsed/>
@@ -1823,10 +1823,10 @@
       <w:u w:val="single"/>
     </w:rPr>
   </w:style>
-  <w:style w:styleId="VerbatimChar" w:type="character">
+  <w:style w:type="character" w:styleId="VerbatimChar">
     <w:name w:val="Verbatim Char"/>
     <w:rPr>
-      <w:rFonts w:ascii="Liberation Mono" w:hAnsi="Liberation Mono"/>
+      <w:rFonts w:ascii="Courier New" w:hAnsi="Courier New"/>
     </w:rPr>
   </w:style>
   <w:style w:type="paragraph" w:customStyle="1" w:styleId="AddressBlock">
